--- a/Realism/How Do Xunzi and Kautilya Ponder Interstate Politics - Yan Xuetong.docx
+++ b/Realism/How Do Xunzi and Kautilya Ponder Interstate Politics - Yan Xuetong.docx
@@ -98,7 +98,31 @@
         <w:rPr>
           <w:lang w:val="en-US"/>
         </w:rPr>
-        <w:t>Xunzi – Chinese philosopger</w:t>
+        <w:t xml:space="preserve">Xunzi – Chinese </w:t>
+      </w:r>
+      <w:r>
+        <w:rPr>
+          <w:lang w:val="en-US"/>
+        </w:rPr>
+        <w:t>philosopher 313-238 BCE</w:t>
+      </w:r>
+      <w:r>
+        <w:rPr>
+          <w:lang w:val="en-US"/>
+        </w:rPr>
+        <w:t xml:space="preserve"> focuses on political ideas</w:t>
+      </w:r>
+      <w:r>
+        <w:rPr>
+          <w:lang w:val="en-US"/>
+        </w:rPr>
+        <w:t>, uses historical induction</w:t>
+      </w:r>
+      <w:r>
+        <w:rPr>
+          <w:lang w:val="en-US"/>
+        </w:rPr>
+        <w:t>. Focuses on history and human behavior</w:t>
       </w:r>
     </w:p>
     <w:p>
@@ -124,6 +148,49 @@
           <w:lang w:val="en-US"/>
         </w:rPr>
         <w:t>– Indian philosopher</w:t>
+      </w:r>
+      <w:r>
+        <w:rPr>
+          <w:lang w:val="en-US"/>
+        </w:rPr>
+        <w:t xml:space="preserve"> circa 50BCE- 50CE</w:t>
+      </w:r>
+      <w:r>
+        <w:rPr>
+          <w:lang w:val="en-US"/>
+        </w:rPr>
+        <w:t xml:space="preserve"> focuses on governance</w:t>
+      </w:r>
+      <w:r>
+        <w:rPr>
+          <w:lang w:val="en-US"/>
+        </w:rPr>
+        <w:t xml:space="preserve"> – uses logical de</w:t>
+      </w:r>
+      <w:r>
+        <w:rPr>
+          <w:lang w:val="en-US"/>
+        </w:rPr>
+        <w:t>duction. Doesn’t give historical examples. Uses Go</w:t>
+      </w:r>
+      <w:r>
+        <w:rPr>
+          <w:lang w:val="en-US"/>
+        </w:rPr>
+        <w:t>d (superficial powers) as equally important as human merit.</w:t>
+      </w:r>
+    </w:p>
+    <w:p>
+      <w:pPr>
+        <w:rPr>
+          <w:lang w:val="en-US"/>
+        </w:rPr>
+      </w:pPr>
+      <w:r>
+        <w:rPr>
+          <w:lang w:val="en-US"/>
+        </w:rPr>
+        <w:t>Han Feizi?</w:t>
       </w:r>
     </w:p>
     <w:sectPr>
@@ -1076,6 +1143,18 @@
       <w:shd w:val="clear" w:color="auto" w:fill="E1DFDD"/>
     </w:rPr>
   </w:style>
+  <w:style w:type="character" w:styleId="UyteHipercze">
+    <w:name w:val="FollowedHyperlink"/>
+    <w:basedOn w:val="Domylnaczcionkaakapitu"/>
+    <w:uiPriority w:val="99"/>
+    <w:semiHidden/>
+    <w:unhideWhenUsed/>
+    <w:rsid w:val="00B33450"/>
+    <w:rPr>
+      <w:color w:val="96607D" w:themeColor="followedHyperlink"/>
+      <w:u w:val="single"/>
+    </w:rPr>
+  </w:style>
 </w:styles>
 </file>
 

--- a/Realism/How Do Xunzi and Kautilya Ponder Interstate Politics - Yan Xuetong.docx
+++ b/Realism/How Do Xunzi and Kautilya Ponder Interstate Politics - Yan Xuetong.docx
@@ -179,6 +179,12 @@
         </w:rPr>
         <w:t>d (superficial powers) as equally important as human merit.</w:t>
       </w:r>
+      <w:r>
+        <w:rPr>
+          <w:lang w:val="en-US"/>
+        </w:rPr>
+        <w:t xml:space="preserve"> The author of Arthasatra</w:t>
+      </w:r>
     </w:p>
     <w:p>
       <w:pPr>
@@ -191,6 +197,251 @@
           <w:lang w:val="en-US"/>
         </w:rPr>
         <w:t>Han Feizi?</w:t>
+      </w:r>
+    </w:p>
+    <w:p>
+      <w:pPr>
+        <w:rPr>
+          <w:lang w:val="en-US"/>
+        </w:rPr>
+      </w:pPr>
+    </w:p>
+    <w:p>
+      <w:pPr>
+        <w:rPr>
+          <w:lang w:val="en-US"/>
+        </w:rPr>
+      </w:pPr>
+      <w:r>
+        <w:rPr>
+          <w:lang w:val="en-US"/>
+        </w:rPr>
+        <w:t>Kings (rulling class) as independent variable</w:t>
+      </w:r>
+    </w:p>
+    <w:p>
+      <w:pPr>
+        <w:rPr>
+          <w:lang w:val="en-US"/>
+        </w:rPr>
+      </w:pPr>
+      <w:r>
+        <w:rPr>
+          <w:lang w:val="en-US"/>
+        </w:rPr>
+        <w:t>‘</w:t>
+      </w:r>
+      <w:r>
+        <w:rPr>
+          <w:lang w:val="en-US"/>
+        </w:rPr>
+        <w:t>State is a tool used by rulers</w:t>
+      </w:r>
+      <w:r>
+        <w:rPr>
+          <w:lang w:val="en-US"/>
+        </w:rPr>
+        <w:t xml:space="preserve"> ‘The state is the most powerful instrument for benefit in the world. The ruler of men is the most influential position of authority for </w:t>
+      </w:r>
+      <w:r>
+        <w:rPr>
+          <w:lang w:val="en-US"/>
+        </w:rPr>
+        <w:t>benefit</w:t>
+      </w:r>
+      <w:r>
+        <w:rPr>
+          <w:lang w:val="en-US"/>
+        </w:rPr>
+        <w:t xml:space="preserve"> in the world.</w:t>
+      </w:r>
+      <w:r>
+        <w:rPr>
+          <w:lang w:val="en-US"/>
+        </w:rPr>
+        <w:t>’</w:t>
+      </w:r>
+    </w:p>
+    <w:p>
+      <w:pPr>
+        <w:rPr>
+          <w:lang w:val="en-US"/>
+        </w:rPr>
+      </w:pPr>
+    </w:p>
+    <w:p>
+      <w:pPr>
+        <w:rPr>
+          <w:lang w:val="en-US"/>
+        </w:rPr>
+      </w:pPr>
+      <w:r>
+        <w:rPr>
+          <w:lang w:val="en-US"/>
+        </w:rPr>
+        <w:t xml:space="preserve">Kautilya sees land and people as one thing while </w:t>
+      </w:r>
+      <w:r>
+        <w:rPr>
+          <w:lang w:val="en-US"/>
+        </w:rPr>
+        <w:t xml:space="preserve"> Do Xunzi sees them as separate.</w:t>
+      </w:r>
+    </w:p>
+    <w:p>
+      <w:pPr>
+        <w:rPr>
+          <w:lang w:val="en-US"/>
+        </w:rPr>
+      </w:pPr>
+      <w:r>
+        <w:rPr>
+          <w:lang w:val="en-US"/>
+        </w:rPr>
+        <w:t>In Xunzi China, there were often cases when people that were born in one state, lived in another. In India, the stateless wonderers (buddha followers) were yet to came, maybe that is the reason for not having the differentiation.</w:t>
+      </w:r>
+      <w:r>
+        <w:rPr>
+          <w:lang w:val="en-US"/>
+        </w:rPr>
+        <w:t xml:space="preserve"> </w:t>
+      </w:r>
+    </w:p>
+    <w:p>
+      <w:pPr>
+        <w:rPr>
+          <w:lang w:val="en-US"/>
+        </w:rPr>
+      </w:pPr>
+    </w:p>
+    <w:p>
+      <w:pPr>
+        <w:rPr>
+          <w:lang w:val="en-US"/>
+        </w:rPr>
+      </w:pPr>
+      <w:r>
+        <w:rPr>
+          <w:lang w:val="en-US"/>
+        </w:rPr>
+        <w:t>Kautilya differentiate between open, secret and silent war.</w:t>
+      </w:r>
+    </w:p>
+    <w:p>
+      <w:pPr>
+        <w:rPr>
+          <w:lang w:val="en-US"/>
+        </w:rPr>
+      </w:pPr>
+      <w:r>
+        <w:rPr>
+          <w:lang w:val="en-US"/>
+        </w:rPr>
+        <w:t xml:space="preserve">Hostile, friendly and vassal neighboors. </w:t>
+      </w:r>
+    </w:p>
+    <w:p>
+      <w:pPr>
+        <w:rPr>
+          <w:lang w:val="en-US"/>
+        </w:rPr>
+      </w:pPr>
+      <w:r>
+        <w:rPr>
+          <w:lang w:val="en-US"/>
+        </w:rPr>
+        <w:t>Agressor can be righteous, greedy or tyrannical.</w:t>
+      </w:r>
+      <w:r>
+        <w:rPr>
+          <w:lang w:val="en-US"/>
+        </w:rPr>
+        <w:t xml:space="preserve"> </w:t>
+      </w:r>
+    </w:p>
+    <w:p>
+      <w:pPr>
+        <w:rPr>
+          <w:lang w:val="en-US"/>
+        </w:rPr>
+      </w:pPr>
+    </w:p>
+    <w:p>
+      <w:pPr>
+        <w:rPr>
+          <w:lang w:val="en-US"/>
+        </w:rPr>
+      </w:pPr>
+      <w:r>
+        <w:rPr>
+          <w:lang w:val="en-US"/>
+        </w:rPr>
+        <w:t>Xunzi always have a lot of triads like desires of rule: security, glory and ‘fame and meritorious accomplishments.</w:t>
+      </w:r>
+      <w:r>
+        <w:rPr>
+          <w:lang w:val="en-US"/>
+        </w:rPr>
+        <w:t>’</w:t>
+      </w:r>
+    </w:p>
+    <w:p>
+      <w:pPr>
+        <w:rPr>
+          <w:lang w:val="en-US"/>
+        </w:rPr>
+      </w:pPr>
+      <w:r>
+        <w:rPr>
+          <w:lang w:val="en-US"/>
+        </w:rPr>
+        <w:t>Leadership divided into humane authority, hegemony and tyranny.</w:t>
+      </w:r>
+    </w:p>
+    <w:p>
+      <w:pPr>
+        <w:rPr>
+          <w:lang w:val="en-US"/>
+        </w:rPr>
+      </w:pPr>
+      <w:r>
+        <w:rPr>
+          <w:lang w:val="en-US"/>
+        </w:rPr>
+        <w:lastRenderedPageBreak/>
+        <w:t>Ministers as the intermediate variable</w:t>
+      </w:r>
+      <w:r>
+        <w:rPr>
+          <w:lang w:val="en-US"/>
+        </w:rPr>
+        <w:t>. In Kautilya world view, ministeras are not as important as ruler while Xunzi equalize theirs importance.</w:t>
+      </w:r>
+      <w:r>
+        <w:rPr>
+          <w:lang w:val="en-US"/>
+        </w:rPr>
+        <w:t xml:space="preserve"> The capable minister can make state strong even if the ruler is incapable</w:t>
+      </w:r>
+    </w:p>
+    <w:p>
+      <w:pPr>
+        <w:rPr>
+          <w:lang w:val="en-US"/>
+        </w:rPr>
+      </w:pPr>
+    </w:p>
+    <w:p>
+      <w:pPr>
+        <w:rPr>
+          <w:lang w:val="en-US"/>
+        </w:rPr>
+      </w:pPr>
+      <w:r>
+        <w:rPr>
+          <w:lang w:val="en-US"/>
+        </w:rPr>
+        <w:t>Wip. P9</w:t>
       </w:r>
     </w:p>
     <w:sectPr>
